--- a/fuentes/CFA1_228144_DU.docx
+++ b/fuentes/CFA1_228144_DU.docx
@@ -205,7 +205,7 @@
               </wp:anchor>
             </w:drawing>
           </mc:Choice>
-          <mc:Fallback xmlns:oel="http://schemas.microsoft.com/office/2019/extlst" xmlns:w16cex="http://schemas.microsoft.com/office/word/2018/wordml/cex" xmlns:w16="http://schemas.microsoft.com/office/word/2018/wordml" xmlns:w16sdtdh="http://schemas.microsoft.com/office/word/2020/wordml/sdtdatahash">
+          <mc:Fallback xmlns:w16sdtdh="http://schemas.microsoft.com/office/word/2020/wordml/sdtdatahash" xmlns:w16="http://schemas.microsoft.com/office/word/2018/wordml" xmlns:w16cex="http://schemas.microsoft.com/office/word/2018/wordml/cex" xmlns:oel="http://schemas.microsoft.com/office/2019/extlst">
             <w:pict>
               <v:rect w14:anchorId="4C256C62" id="Rectángulo 3" o:spid="_x0000_s1026" alt="&quot;&quot;" style="position:absolute;margin-left:-55.95pt;margin-top:26.4pt;width:613.85pt;height:164.25pt;z-index:-251655168;visibility:visible;mso-wrap-style:square;mso-height-percent:0;mso-wrap-distance-left:9pt;mso-wrap-distance-top:0;mso-wrap-distance-right:9pt;mso-wrap-distance-bottom:0;mso-position-horizontal:absolute;mso-position-horizontal-relative:text;mso-position-vertical:absolute;mso-position-vertical-relative:text;mso-height-percent:0;mso-height-relative:margin;v-text-anchor:middle" o:gfxdata="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" fillcolor="#00314d" stroked="f" strokeweight="1pt"/>
             </w:pict>
@@ -624,7 +624,6 @@
           <w:docPartUnique/>
         </w:docPartObj>
       </w:sdtPr>
-      <w:sdtEndPr/>
       <w:sdtContent>
         <w:p>
           <w:pPr>
@@ -1299,16 +1298,7 @@
                 <w:rStyle w:val="Hipervnculo"/>
                 <w:noProof/>
               </w:rPr>
-              <w:t xml:space="preserve">2.2. Importancia de </w:t>
-            </w:r>
-            <w:bookmarkStart w:id="0" w:name="_GoBack"/>
-            <w:bookmarkEnd w:id="0"/>
-            <w:r>
-              <w:rPr>
-                <w:rStyle w:val="Hipervnculo"/>
-                <w:noProof/>
-              </w:rPr>
-              <w:t>la definición de requisitos</w:t>
+              <w:t>2.2. Importancia de la definición de requisitos</w:t>
             </w:r>
             <w:r>
               <w:rPr>
@@ -3609,12 +3599,12 @@
       <w:pPr>
         <w:pStyle w:val="Titulosgenerales"/>
       </w:pPr>
-      <w:bookmarkStart w:id="1" w:name="_Toc230101711"/>
+      <w:bookmarkStart w:id="0" w:name="_Toc230101711"/>
       <w:r>
         <w:lastRenderedPageBreak/>
         <w:t>Introducción</w:t>
       </w:r>
-      <w:bookmarkEnd w:id="1"/>
+      <w:bookmarkEnd w:id="0"/>
     </w:p>
     <w:p>
       <w:r>
@@ -3946,7 +3936,7 @@
           <w:rFonts w:eastAsia="Calibri"/>
         </w:rPr>
       </w:pPr>
-      <w:bookmarkStart w:id="2" w:name="_Toc230101712"/>
+      <w:bookmarkStart w:id="1" w:name="_Toc230101712"/>
       <w:r>
         <w:rPr>
           <w:rFonts w:eastAsia="Calibri"/>
@@ -3961,7 +3951,7 @@
         </w:rPr>
         <w:t>software</w:t>
       </w:r>
-      <w:bookmarkEnd w:id="2"/>
+      <w:bookmarkEnd w:id="1"/>
     </w:p>
     <w:p>
       <w:pPr>
@@ -4114,7 +4104,7 @@
       <w:pPr>
         <w:pStyle w:val="Ttulo2"/>
       </w:pPr>
-      <w:bookmarkStart w:id="3" w:name="_Toc230101713"/>
+      <w:bookmarkStart w:id="2" w:name="_Toc230101713"/>
       <w:r>
         <w:lastRenderedPageBreak/>
         <w:t xml:space="preserve">Elementos del ciclo de vida del </w:t>
@@ -4125,7 +4115,7 @@
         </w:rPr>
         <w:t>software</w:t>
       </w:r>
-      <w:bookmarkEnd w:id="3"/>
+      <w:bookmarkEnd w:id="2"/>
     </w:p>
     <w:p>
       <w:pPr>
@@ -4480,6 +4470,48 @@
           </w:p>
         </w:tc>
       </w:tr>
+      <w:tr>
+        <w:trPr>
+          <w:cnfStyle w:val="000000100000" w:firstRow="0" w:lastRow="0" w:firstColumn="0" w:lastColumn="0" w:oddVBand="0" w:evenVBand="0" w:oddHBand="1" w:evenHBand="0" w:firstRowFirstColumn="0" w:firstRowLastColumn="0" w:lastRowFirstColumn="0" w:lastRowLastColumn="0"/>
+        </w:trPr>
+        <w:tc>
+          <w:tcPr>
+            <w:tcW w:w="1838" w:type="dxa"/>
+          </w:tcPr>
+          <w:p>
+            <w:pPr>
+              <w:pStyle w:val="TextoTablas"/>
+            </w:pPr>
+            <w:r>
+              <w:t>Herramientas.</w:t>
+            </w:r>
+          </w:p>
+        </w:tc>
+        <w:tc>
+          <w:tcPr>
+            <w:tcW w:w="8124" w:type="dxa"/>
+          </w:tcPr>
+          <w:p>
+            <w:pPr>
+              <w:pStyle w:val="TextoTablas"/>
+            </w:pPr>
+            <w:r>
+              <w:t xml:space="preserve">Son los recursos tecnológicos que apoyan el desarrollo del </w:t>
+            </w:r>
+            <w:bookmarkStart w:id="3" w:name="_GoBack"/>
+            <w:r>
+              <w:rPr>
+                <w:rStyle w:val="Extranjerismo"/>
+              </w:rPr>
+              <w:t>software</w:t>
+            </w:r>
+            <w:bookmarkEnd w:id="3"/>
+            <w:r>
+              <w:t>. Incluyen entornos de desarrollo, sistemas de control de versiones, herramientas de modelado, plataformas de gestión de proyectos y herramientas de pruebas.</w:t>
+            </w:r>
+          </w:p>
+        </w:tc>
+      </w:tr>
     </w:tbl>
     <w:p>
       <w:pPr>
@@ -4605,7 +4637,7 @@
           <w:lang w:eastAsia="es-CO"/>
           <w14:ligatures w14:val="none"/>
         </w:rPr>
-        <w:t xml:space="preserve">Estos modelos proporcionan una guía metodológica que ayuda a los equipos de desarrollo a gestionar el trabajo de manera más eficiente, definir responsabilidades, controlar los tiempos de ejecución y reducir los riesgos asociados al desarrollo de sistemas. La elección de un modelo depende de factores como el tamaño del proyecto, </w:t>
+        <w:t xml:space="preserve">Estos modelos proporcionan una guía metodológica que ayuda a los equipos de desarrollo a gestionar el trabajo de manera más eficiente, definir responsabilidades, controlar los tiempos de ejecución y reducir los riesgos asociados al desarrollo de </w:t>
       </w:r>
       <w:r>
         <w:rPr>
@@ -4614,7 +4646,7 @@
           <w14:ligatures w14:val="none"/>
         </w:rPr>
         <w:lastRenderedPageBreak/>
-        <w:t>la complejidad del sistema, el nivel de incertidumbre en los requisitos y la dinámica del equipo de trabajo.</w:t>
+        <w:t>sistemas. La elección de un modelo depende de factores como el tamaño del proyecto, la complejidad del sistema, el nivel de incertidumbre en los requisitos y la dinámica del equipo de trabajo.</w:t>
       </w:r>
     </w:p>
     <w:p>
@@ -4999,7 +5031,11 @@
               <w:t>sprints</w:t>
             </w:r>
             <w:r>
-              <w:t>, donde se entregan pequeñas funcionalidades del sistema de forma continua.</w:t>
+              <w:t xml:space="preserve">, donde se </w:t>
+            </w:r>
+            <w:r>
+              <w:lastRenderedPageBreak/>
+              <w:t>entregan pequeñas funcionalidades del sistema de forma continua.</w:t>
             </w:r>
           </w:p>
         </w:tc>
@@ -5015,7 +5051,12 @@
               </w:rPr>
             </w:pPr>
             <w:r>
-              <w:t>Flexibilidad, adaptación al cambio, trabajo colaborativo y retroalimentación constante del cliente.</w:t>
+              <w:lastRenderedPageBreak/>
+              <w:t xml:space="preserve">Flexibilidad, adaptación al cambio, trabajo colaborativo y </w:t>
+            </w:r>
+            <w:r>
+              <w:lastRenderedPageBreak/>
+              <w:t>retroalimentación constante del cliente.</w:t>
             </w:r>
           </w:p>
         </w:tc>
@@ -5084,7 +5125,7 @@
           <w:lang w:eastAsia="es-CO"/>
           <w14:ligatures w14:val="none"/>
         </w:rPr>
-        <w:t>se presentan gráficamente algunos</w:t>
+        <w:t>se presentan algunos</w:t>
       </w:r>
       <w:r>
         <w:rPr>
@@ -5332,7 +5373,6 @@
       </w:pPr>
       <w:bookmarkStart w:id="5" w:name="_Toc230101715"/>
       <w:r>
-        <w:lastRenderedPageBreak/>
         <w:t xml:space="preserve">Fases del ciclo de vida del </w:t>
       </w:r>
       <w:r>
@@ -5610,6 +5650,7 @@
               </w:rPr>
             </w:pPr>
             <w:r>
+              <w:lastRenderedPageBreak/>
               <w:t>Codificación.</w:t>
             </w:r>
           </w:p>
@@ -5644,7 +5685,6 @@
               </w:rPr>
             </w:pPr>
             <w:r>
-              <w:lastRenderedPageBreak/>
               <w:t>Pruebas.</w:t>
             </w:r>
           </w:p>
@@ -5881,16 +5921,8 @@
           <w:lang w:eastAsia="es-CO"/>
           <w14:ligatures w14:val="none"/>
         </w:rPr>
-        <w:t xml:space="preserve">El establecimiento de objetivos en cada fase permite orientar las actividades del equipo de desarrollo, facilitar la toma de decisiones y reducir los riesgos asociados al proyecto. Asimismo, estos objetivos ayudan a mantener la coherencia entre los </w:t>
-      </w:r>
-      <w:r>
-        <w:rPr>
-          <w:rFonts w:ascii="Calibri" w:eastAsia="Calibri" w:hAnsi="Calibri" w:cs="Times New Roman"/>
-          <w:lang w:eastAsia="es-CO"/>
-          <w14:ligatures w14:val="none"/>
-        </w:rPr>
         <w:lastRenderedPageBreak/>
-        <w:t>requisitos del sistema, las soluciones diseñadas y el producto final que será implementado.</w:t>
+        <w:t>El establecimiento de objetivos en cada fase permite orientar las actividades del equipo de desarrollo, facilitar la toma de decisiones y reducir los riesgos asociados al proyecto. Asimismo, estos objetivos ayudan a mantener la coherencia entre los requisitos del sistema, las soluciones diseñadas y el producto final que será implementado.</w:t>
       </w:r>
     </w:p>
     <w:p>
@@ -6213,6 +6245,7 @@
           <w:lang w:eastAsia="es-CO"/>
           <w14:ligatures w14:val="none"/>
         </w:rPr>
+        <w:lastRenderedPageBreak/>
         <w:t xml:space="preserve">El cumplimiento de estos objetivos en cada fase permite asegurar un proceso de desarrollo más organizado, mejorar la calidad del </w:t>
       </w:r>
       <w:r>
@@ -6256,26 +6289,134 @@
         <w:rPr>
           <w:rFonts w:eastAsia="Calibri"/>
         </w:rPr>
+        <w:t>Fase de definición de requisitos</w:t>
+      </w:r>
+      <w:bookmarkEnd w:id="7"/>
+    </w:p>
+    <w:p>
+      <w:pPr>
+        <w:rPr>
+          <w:rFonts w:ascii="Calibri" w:eastAsia="Calibri" w:hAnsi="Calibri" w:cs="Times New Roman"/>
+          <w:lang w:eastAsia="es-CO"/>
+          <w14:ligatures w14:val="none"/>
+        </w:rPr>
+      </w:pPr>
+      <w:r>
+        <w:rPr>
+          <w:rFonts w:ascii="Calibri" w:eastAsia="Calibri" w:hAnsi="Calibri" w:cs="Times New Roman"/>
+          <w:lang w:eastAsia="es-CO"/>
+          <w14:ligatures w14:val="none"/>
+        </w:rPr>
+        <w:t xml:space="preserve">La fase de definición de requisitos constituye una de las etapas más importantes dentro del ciclo de vida del </w:t>
+      </w:r>
+      <w:r>
+        <w:rPr>
+          <w:rStyle w:val="Extranjerismo"/>
+        </w:rPr>
+        <w:t>software</w:t>
+      </w:r>
+      <w:r>
+        <w:rPr>
+          <w:rFonts w:ascii="Calibri" w:eastAsia="Calibri" w:hAnsi="Calibri" w:cs="Times New Roman"/>
+          <w:lang w:eastAsia="es-CO"/>
+          <w14:ligatures w14:val="none"/>
+        </w:rPr>
+        <w:t>, ya que en ella se identifican, analizan y documentan las necesidades que el sistema debe satisfacer. En esta fase se busca comprender con claridad qué espera el usuario del sistema, cuáles son las funcionalidades que debe ofrecer y qué restricciones o condiciones deben tenerse en cuenta durante su desarrollo.</w:t>
+      </w:r>
+    </w:p>
+    <w:p>
+      <w:pPr>
+        <w:rPr>
+          <w:rFonts w:ascii="Calibri" w:eastAsia="Calibri" w:hAnsi="Calibri" w:cs="Times New Roman"/>
+          <w:lang w:eastAsia="es-CO"/>
+          <w14:ligatures w14:val="none"/>
+        </w:rPr>
+      </w:pPr>
+      <w:r>
+        <w:rPr>
+          <w:rFonts w:ascii="Calibri" w:eastAsia="Calibri" w:hAnsi="Calibri" w:cs="Times New Roman"/>
+          <w:lang w:eastAsia="es-CO"/>
+          <w14:ligatures w14:val="none"/>
+        </w:rPr>
+        <w:t xml:space="preserve">Durante este proceso se recopila información proveniente de diferentes fuentes, como usuarios, clientes, expertos del dominio y documentos organizacionales. A partir de esta información se establecen los requisitos del sistema, los cuales describen de manera detallada las funciones que el </w:t>
+      </w:r>
+      <w:r>
+        <w:rPr>
+          <w:rStyle w:val="Extranjerismo"/>
+        </w:rPr>
+        <w:t>software</w:t>
+      </w:r>
+      <w:r>
+        <w:rPr>
+          <w:rFonts w:ascii="Calibri" w:eastAsia="Calibri" w:hAnsi="Calibri" w:cs="Times New Roman"/>
+          <w:lang w:eastAsia="es-CO"/>
+          <w14:ligatures w14:val="none"/>
+        </w:rPr>
+        <w:t xml:space="preserve"> debe realizar y las características que debe cumplir para responder a las necesidades planteadas.</w:t>
+      </w:r>
+    </w:p>
+    <w:p>
+      <w:pPr>
+        <w:rPr>
+          <w:rFonts w:ascii="Calibri" w:eastAsia="Calibri" w:hAnsi="Calibri" w:cs="Times New Roman"/>
+          <w:lang w:eastAsia="es-CO"/>
+          <w14:ligatures w14:val="none"/>
+        </w:rPr>
+      </w:pPr>
+      <w:r>
+        <w:rPr>
+          <w:rFonts w:ascii="Calibri" w:eastAsia="Calibri" w:hAnsi="Calibri" w:cs="Times New Roman"/>
+          <w:lang w:eastAsia="es-CO"/>
+          <w14:ligatures w14:val="none"/>
+        </w:rPr>
+        <w:t xml:space="preserve">La correcta definición de los requisitos es fundamental para el éxito de un proyecto de </w:t>
+      </w:r>
+      <w:r>
+        <w:rPr>
+          <w:rStyle w:val="Extranjerismo"/>
+        </w:rPr>
+        <w:t>software</w:t>
+      </w:r>
+      <w:r>
+        <w:rPr>
+          <w:rFonts w:ascii="Calibri" w:eastAsia="Calibri" w:hAnsi="Calibri" w:cs="Times New Roman"/>
+          <w:lang w:eastAsia="es-CO"/>
+          <w14:ligatures w14:val="none"/>
+        </w:rPr>
+        <w:t xml:space="preserve">, ya que permite establecer una base clara para las fases posteriores del desarrollo, como el diseño, la programación y las pruebas. Cuando los requisitos están bien definidos, el equipo de desarrollo puede comprender mejor los objetivos del sistema y reducir la posibilidad de errores, retrabajos o cambios inesperados durante el proceso de construcción del </w:t>
+      </w:r>
+      <w:r>
+        <w:rPr>
+          <w:rStyle w:val="Extranjerismo"/>
+          <w:lang w:eastAsia="es-CO"/>
+        </w:rPr>
+        <w:t>software</w:t>
+      </w:r>
+      <w:r>
+        <w:rPr>
+          <w:rFonts w:ascii="Calibri" w:eastAsia="Calibri" w:hAnsi="Calibri" w:cs="Times New Roman"/>
+          <w:lang w:eastAsia="es-CO"/>
+          <w14:ligatures w14:val="none"/>
+        </w:rPr>
+        <w:t>.</w:t>
+      </w:r>
+    </w:p>
+    <w:p>
+      <w:pPr>
+        <w:rPr>
+          <w:rFonts w:ascii="Calibri" w:eastAsia="Calibri" w:hAnsi="Calibri" w:cs="Times New Roman"/>
+          <w:lang w:eastAsia="es-CO"/>
+          <w14:ligatures w14:val="none"/>
+        </w:rPr>
+      </w:pPr>
+      <w:r>
+        <w:rPr>
+          <w:rFonts w:ascii="Calibri" w:eastAsia="Calibri" w:hAnsi="Calibri" w:cs="Times New Roman"/>
+          <w:lang w:eastAsia="es-CO"/>
+          <w14:ligatures w14:val="none"/>
+        </w:rPr>
         <w:lastRenderedPageBreak/>
-        <w:t>Fase de definición de requisitos</w:t>
-      </w:r>
-      <w:bookmarkEnd w:id="7"/>
-    </w:p>
-    <w:p>
-      <w:pPr>
-        <w:rPr>
-          <w:rFonts w:ascii="Calibri" w:eastAsia="Calibri" w:hAnsi="Calibri" w:cs="Times New Roman"/>
-          <w:lang w:eastAsia="es-CO"/>
-          <w14:ligatures w14:val="none"/>
-        </w:rPr>
-      </w:pPr>
-      <w:r>
-        <w:rPr>
-          <w:rFonts w:ascii="Calibri" w:eastAsia="Calibri" w:hAnsi="Calibri" w:cs="Times New Roman"/>
-          <w:lang w:eastAsia="es-CO"/>
-          <w14:ligatures w14:val="none"/>
-        </w:rPr>
-        <w:t xml:space="preserve">La fase de definición de requisitos constituye una de las etapas más importantes dentro del ciclo de vida del </w:t>
+        <w:t xml:space="preserve">Asimismo, esta fase favorece la comunicación entre los diferentes actores involucrados en el proyecto, como usuarios, analistas, desarrolladores y gestores del proyecto, facilitando la construcción de una visión compartida sobre el sistema que se desea desarrollar. De esta manera, la fase de definición de requisitos se convierte en un elemento clave para garantizar que el </w:t>
       </w:r>
       <w:r>
         <w:rPr>
@@ -6289,114 +6430,6 @@
           <w:lang w:eastAsia="es-CO"/>
           <w14:ligatures w14:val="none"/>
         </w:rPr>
-        <w:t>, ya que en ella se identifican, analizan y documentan las necesidades que el sistema debe satisfacer. En esta fase se busca comprender con claridad qué espera el usuario del sistema, cuáles son las funcionalidades que debe ofrecer y qué restricciones o condiciones deben tenerse en cuenta durante su desarrollo.</w:t>
-      </w:r>
-    </w:p>
-    <w:p>
-      <w:pPr>
-        <w:rPr>
-          <w:rFonts w:ascii="Calibri" w:eastAsia="Calibri" w:hAnsi="Calibri" w:cs="Times New Roman"/>
-          <w:lang w:eastAsia="es-CO"/>
-          <w14:ligatures w14:val="none"/>
-        </w:rPr>
-      </w:pPr>
-      <w:r>
-        <w:rPr>
-          <w:rFonts w:ascii="Calibri" w:eastAsia="Calibri" w:hAnsi="Calibri" w:cs="Times New Roman"/>
-          <w:lang w:eastAsia="es-CO"/>
-          <w14:ligatures w14:val="none"/>
-        </w:rPr>
-        <w:t xml:space="preserve">Durante este proceso se recopila información proveniente de diferentes fuentes, como usuarios, clientes, expertos del dominio y documentos organizacionales. A partir de esta información se establecen los requisitos del sistema, los cuales describen de manera detallada las funciones que el </w:t>
-      </w:r>
-      <w:r>
-        <w:rPr>
-          <w:rStyle w:val="Extranjerismo"/>
-        </w:rPr>
-        <w:t>software</w:t>
-      </w:r>
-      <w:r>
-        <w:rPr>
-          <w:rFonts w:ascii="Calibri" w:eastAsia="Calibri" w:hAnsi="Calibri" w:cs="Times New Roman"/>
-          <w:lang w:eastAsia="es-CO"/>
-          <w14:ligatures w14:val="none"/>
-        </w:rPr>
-        <w:t xml:space="preserve"> debe realizar y las características que debe cumplir para responder a las necesidades planteadas.</w:t>
-      </w:r>
-    </w:p>
-    <w:p>
-      <w:pPr>
-        <w:rPr>
-          <w:rFonts w:ascii="Calibri" w:eastAsia="Calibri" w:hAnsi="Calibri" w:cs="Times New Roman"/>
-          <w:lang w:eastAsia="es-CO"/>
-          <w14:ligatures w14:val="none"/>
-        </w:rPr>
-      </w:pPr>
-      <w:r>
-        <w:rPr>
-          <w:rFonts w:ascii="Calibri" w:eastAsia="Calibri" w:hAnsi="Calibri" w:cs="Times New Roman"/>
-          <w:lang w:eastAsia="es-CO"/>
-          <w14:ligatures w14:val="none"/>
-        </w:rPr>
-        <w:t xml:space="preserve">La correcta definición de los requisitos es fundamental para el éxito de un proyecto de </w:t>
-      </w:r>
-      <w:r>
-        <w:rPr>
-          <w:rStyle w:val="Extranjerismo"/>
-        </w:rPr>
-        <w:t>software</w:t>
-      </w:r>
-      <w:r>
-        <w:rPr>
-          <w:rFonts w:ascii="Calibri" w:eastAsia="Calibri" w:hAnsi="Calibri" w:cs="Times New Roman"/>
-          <w:lang w:eastAsia="es-CO"/>
-          <w14:ligatures w14:val="none"/>
-        </w:rPr>
-        <w:t xml:space="preserve">, ya que permite establecer una base clara para las fases posteriores del desarrollo, como el diseño, la programación y las pruebas. Cuando los requisitos están bien definidos, el equipo de desarrollo puede comprender mejor los objetivos del sistema y reducir la posibilidad de errores, retrabajos o cambios inesperados durante el proceso de construcción del </w:t>
-      </w:r>
-      <w:r>
-        <w:rPr>
-          <w:rStyle w:val="Extranjerismo"/>
-          <w:lang w:eastAsia="es-CO"/>
-        </w:rPr>
-        <w:t>software</w:t>
-      </w:r>
-      <w:r>
-        <w:rPr>
-          <w:rFonts w:ascii="Calibri" w:eastAsia="Calibri" w:hAnsi="Calibri" w:cs="Times New Roman"/>
-          <w:lang w:eastAsia="es-CO"/>
-          <w14:ligatures w14:val="none"/>
-        </w:rPr>
-        <w:t>.</w:t>
-      </w:r>
-    </w:p>
-    <w:p>
-      <w:pPr>
-        <w:rPr>
-          <w:rFonts w:ascii="Calibri" w:eastAsia="Calibri" w:hAnsi="Calibri" w:cs="Times New Roman"/>
-          <w:lang w:eastAsia="es-CO"/>
-          <w14:ligatures w14:val="none"/>
-        </w:rPr>
-      </w:pPr>
-      <w:r>
-        <w:rPr>
-          <w:rFonts w:ascii="Calibri" w:eastAsia="Calibri" w:hAnsi="Calibri" w:cs="Times New Roman"/>
-          <w:lang w:eastAsia="es-CO"/>
-          <w14:ligatures w14:val="none"/>
-        </w:rPr>
-        <w:t xml:space="preserve">Asimismo, esta fase favorece la comunicación entre los diferentes actores involucrados en el proyecto, como usuarios, analistas, desarrolladores y gestores del proyecto, facilitando la construcción de una visión compartida sobre el sistema que se desea desarrollar. De esta manera, la fase de definición de requisitos se convierte en un elemento clave para garantizar que el </w:t>
-      </w:r>
-      <w:r>
-        <w:rPr>
-          <w:rStyle w:val="Extranjerismo"/>
-        </w:rPr>
-        <w:t>software</w:t>
-      </w:r>
-      <w:r>
-        <w:rPr>
-          <w:rFonts w:ascii="Calibri" w:eastAsia="Calibri" w:hAnsi="Calibri" w:cs="Times New Roman"/>
-          <w:lang w:eastAsia="es-CO"/>
-          <w14:ligatures w14:val="none"/>
-        </w:rPr>
         <w:t xml:space="preserve"> final responda de manera efectiva a las necesidades de la organización y de sus usuarios.</w:t>
       </w:r>
     </w:p>
@@ -6406,7 +6439,6 @@
       </w:pPr>
       <w:bookmarkStart w:id="8" w:name="_Toc230101718"/>
       <w:r>
-        <w:lastRenderedPageBreak/>
         <w:t>Alcance de la fase de requisitos</w:t>
       </w:r>
       <w:bookmarkEnd w:id="8"/>
@@ -6568,6 +6600,7 @@
           <w:lang w:eastAsia="es-CO"/>
           <w14:ligatures w14:val="none"/>
         </w:rPr>
+        <w:lastRenderedPageBreak/>
         <w:t>Recolección de información</w:t>
       </w:r>
     </w:p>
@@ -6618,7 +6651,6 @@
           <w:lang w:eastAsia="es-CO"/>
           <w14:ligatures w14:val="none"/>
         </w:rPr>
-        <w:lastRenderedPageBreak/>
         <w:t>Análisis de requisitos</w:t>
       </w:r>
     </w:p>
@@ -6767,6 +6799,7 @@
       </w:pPr>
       <w:bookmarkStart w:id="9" w:name="_Toc230101719"/>
       <w:r>
+        <w:lastRenderedPageBreak/>
         <w:t>Importancia de la definición de requisitos</w:t>
       </w:r>
       <w:bookmarkEnd w:id="9"/>
@@ -6816,7 +6849,6 @@
           <w:lang w:eastAsia="es-CO"/>
           <w14:ligatures w14:val="none"/>
         </w:rPr>
-        <w:lastRenderedPageBreak/>
         <w:t>Una adecuada definición de requisitos contribuye a reducir errores durante el proceso de desarrollo, evitar malentendidos entre los participantes del proyecto y disminuir los costos asociados a cambios o retrabajos en etapas posteriores. Además, facilita la planificación del proyecto, ya que permite estimar con mayor precisión los recursos, el tiempo y el esfuerzo necesarios para desarrollar el sistema.</w:t>
       </w:r>
     </w:p>
@@ -6943,6 +6975,7 @@
           <w:lang w:eastAsia="es-CO"/>
           <w14:ligatures w14:val="none"/>
         </w:rPr>
+        <w:lastRenderedPageBreak/>
         <w:t>Mejor comunicación entre los participantes del proyecto</w:t>
       </w:r>
       <w:r>
@@ -7020,7 +7053,6 @@
           <w:lang w:eastAsia="es-CO"/>
           <w14:ligatures w14:val="none"/>
         </w:rPr>
-        <w:lastRenderedPageBreak/>
         <w:t>Base para el diseño y desarrollo del sistema</w:t>
       </w:r>
       <w:r>
@@ -7190,6 +7222,7 @@
         <w:rPr>
           <w:lang w:eastAsia="es-CO"/>
         </w:rPr>
+        <w:lastRenderedPageBreak/>
         <w:t>Principales resultados de la fase de requisitos</w:t>
       </w:r>
     </w:p>
@@ -7324,7 +7357,6 @@
               </w:rPr>
             </w:pPr>
             <w:r>
-              <w:lastRenderedPageBreak/>
               <w:t>Casos de uso.</w:t>
             </w:r>
           </w:p>
@@ -7575,6 +7607,7 @@
           <w:lang w:eastAsia="es-CO"/>
           <w14:ligatures w14:val="none"/>
         </w:rPr>
+        <w:lastRenderedPageBreak/>
         <w:br w:type="page"/>
       </w:r>
     </w:p>
@@ -20934,7 +20967,7 @@
         <w:rPr>
           <w:bCs/>
         </w:rPr>
-        <w:tab/>
+        <w:t xml:space="preserve"> </w:t>
       </w:r>
       <w:r>
         <w:rPr>
@@ -22131,7 +22164,6 @@
         <w:docPartUnique/>
       </w:docPartObj>
     </w:sdtPr>
-    <w:sdtEndPr/>
     <w:sdtContent>
       <w:p>
         <w:pPr>
@@ -29371,6 +29403,15 @@
 </file>
 
 <file path=customXml/item1.xml><?xml version="1.0" encoding="utf-8"?>
+<?mso-contentType ?>
+<FormTemplates xmlns="http://schemas.microsoft.com/sharepoint/v3/contenttype/forms">
+  <Display>DocumentLibraryForm</Display>
+  <Edit>DocumentLibraryForm</Edit>
+  <New>DocumentLibraryForm</New>
+</FormTemplates>
+</file>
+
+<file path=customXml/item2.xml><?xml version="1.0" encoding="utf-8"?>
 <p:properties xmlns:p="http://schemas.microsoft.com/office/2006/metadata/properties" xmlns:xsi="http://www.w3.org/2001/XMLSchema-instance" xmlns:pc="http://schemas.microsoft.com/office/infopath/2007/PartnerControls">
   <documentManagement>
     <TaxCatchAll xmlns="13c90a0b-73bc-4dc0-be5f-28d77b615beb" xsi:nil="true"/>
@@ -29379,15 +29420,6 @@
     </lcf76f155ced4ddcb4097134ff3c332f>
   </documentManagement>
 </p:properties>
-</file>
-
-<file path=customXml/item2.xml><?xml version="1.0" encoding="utf-8"?>
-<?mso-contentType ?>
-<FormTemplates xmlns="http://schemas.microsoft.com/sharepoint/v3/contenttype/forms">
-  <Display>DocumentLibraryForm</Display>
-  <Edit>DocumentLibraryForm</Edit>
-  <New>DocumentLibraryForm</New>
-</FormTemplates>
 </file>
 
 <file path=customXml/item3.xml><?xml version="1.0" encoding="utf-8"?>
@@ -29630,20 +29662,20 @@
 </file>
 
 <file path=customXml/itemProps1.xml><?xml version="1.0" encoding="utf-8"?>
+<ds:datastoreItem xmlns:ds="http://schemas.openxmlformats.org/officeDocument/2006/customXml" ds:itemID="{10663269-2064-4804-8290-36D4A57F5557}">
+  <ds:schemaRefs>
+    <ds:schemaRef ds:uri="http://schemas.microsoft.com/sharepoint/v3/contenttype/forms"/>
+  </ds:schemaRefs>
+</ds:datastoreItem>
+</file>
+
+<file path=customXml/itemProps2.xml><?xml version="1.0" encoding="utf-8"?>
 <ds:datastoreItem xmlns:ds="http://schemas.openxmlformats.org/officeDocument/2006/customXml" ds:itemID="{1279454D-02BE-4A9C-A117-DCD1573E2608}">
   <ds:schemaRefs>
     <ds:schemaRef ds:uri="http://schemas.microsoft.com/office/2006/metadata/properties"/>
     <ds:schemaRef ds:uri="http://schemas.microsoft.com/office/infopath/2007/PartnerControls"/>
     <ds:schemaRef ds:uri="13c90a0b-73bc-4dc0-be5f-28d77b615beb"/>
     <ds:schemaRef ds:uri="13c93bba-48ce-428c-bfe5-88b42c19b028"/>
-  </ds:schemaRefs>
-</ds:datastoreItem>
-</file>
-
-<file path=customXml/itemProps2.xml><?xml version="1.0" encoding="utf-8"?>
-<ds:datastoreItem xmlns:ds="http://schemas.openxmlformats.org/officeDocument/2006/customXml" ds:itemID="{10663269-2064-4804-8290-36D4A57F5557}">
-  <ds:schemaRefs>
-    <ds:schemaRef ds:uri="http://schemas.microsoft.com/sharepoint/v3/contenttype/forms"/>
   </ds:schemaRefs>
 </ds:datastoreItem>
 </file>
@@ -29668,7 +29700,7 @@
 </file>
 
 <file path=customXml/itemProps4.xml><?xml version="1.0" encoding="utf-8"?>
-<ds:datastoreItem xmlns:ds="http://schemas.openxmlformats.org/officeDocument/2006/customXml" ds:itemID="{8207A470-FEDC-4992-9E72-EDC051B54CF3}">
+<ds:datastoreItem xmlns:ds="http://schemas.openxmlformats.org/officeDocument/2006/customXml" ds:itemID="{7BFD676E-86CF-41D2-AA64-7B7817BA4534}">
   <ds:schemaRefs>
     <ds:schemaRef ds:uri="http://schemas.openxmlformats.org/officeDocument/2006/bibliography"/>
   </ds:schemaRefs>
